--- a/templates/openagreements-cc-by-4.0/openagreements-restrictive-covenant-alaska/template.fill.docx
+++ b/templates/openagreements-cc-by-4.0/openagreements-restrictive-covenant-alaska/template.fill.docx
@@ -1481,7 +1481,7 @@
         <w:ind w:left="720"/>
       </w:pPr>
       <w:r>
-        <w:t xml:space="preserve">Employer and Employee acknowledge that each restrictive covenant in this agreement is intended to protect one or more of Employer's Protected Interests and to impose no restraint broader than is reasonably necessary for that protection. Alaska has no general non-compete statute; enforceability is governed by Alaska Supreme Court common law, under which non-competition agreements are strictly construed (DeCristofaro v. Sec. Nat'l Bank, 664 P.2d 167 (Alaska 1983)) and each restraint is tested against the reasonableness factors set out in Data Mgmt., Inc. v. Greene, 757 P.2d 62 (Alaska 1988) — including the presence of limitations as to time and space, whether Employee was the sole contact with the customer, whether Employee held confidential information or trade secrets, whether the covenant targets competition unfair to Employer or merely eliminates ordinary competition, whether it stifles Employee's inherent skill and experience, whether the benefit to Employer is disproportional to the detriment to Employee, and whether it bars Employee's sole means of support. The parties acknowledge that each covenant is meant to guard Employer's Confidential Information, trade secrets, and customer goodwill and not to eliminate ordinary competition, and that reasonableness is fact-bound — no term or territory is safe by rule, and each restraint must map to the business interest at stake.</w:t>
+        <w:t xml:space="preserve">Employer and Employee acknowledge that each restrictive covenant in this agreement is intended to protect one or more of Employer's Protected Interests and to impose no restraint broader than is reasonably necessary for that protection. The parties acknowledge that each covenant is meant to guard Employer's Confidential Information, trade secrets, and customer goodwill and not to eliminate ordinary competition, and that each restraint is intended to be no broader than reasonably necessary in duration, geographic scope, and activity to protect the interest at stake.</w:t>
       </w:r>
     </w:p>
     <w:p>
@@ -1510,7 +1510,7 @@
         <w:ind w:left="720"/>
       </w:pPr>
       <w:r>
-        <w:t xml:space="preserve">The parties acknowledge that this agreement is supported by adequate consideration. No staged Alaska authority resolves whether continued at-will employment alone supports a covenant signed mid-employment, so the parties recite the actual exchange supporting the covenants — which may include initial or continued employment, access to Confidential Information and customer relationships, training, compensation, a raise, or a bonus — as evidence of the consideration given. If this agreement is signed at the outset of employment, the offer and commencement of employment is the consideration. Employee acknowledges having had the opportunity to consult with independent legal counsel before signing this agreement. Employee acknowledges that the restrictions in this agreement are reasonable and necessary to protect Employer's Protected Interests, and understands that adequate consideration establishes only that the covenants are supported, not that they are reasonable — each covenant must independently satisfy the Data Management reasonableness factors on time, territory, and scope. This agreement is effective as of the Effective Date listed in Cover Terms.</w:t>
+        <w:t xml:space="preserve">The parties acknowledge that this agreement is supported by adequate consideration. Because this agreement may be signed at the outset of employment or during employment, the parties recite the actual exchange supporting the covenants — which may include initial or continued employment, access to Confidential Information and customer relationships, training, compensation, a raise, or a bonus — as evidence of the consideration given. If this agreement is signed at the outset of employment, the offer and commencement of employment is the consideration. Employee acknowledges having had the opportunity to consult with independent legal counsel before signing this agreement. Employee acknowledges that the restrictions in this agreement are reasonable and necessary to protect Employer's Protected Interests, and understands that adequate consideration establishes only that the covenants are supported, not that they are reasonable, so each covenant remains independently subject to the reasonableness limits stated in this agreement. This agreement is effective as of the Effective Date listed in Cover Terms.</w:t>
       </w:r>
     </w:p>
     <w:p>
@@ -1539,7 +1539,7 @@
         <w:ind w:left="720"/>
       </w:pPr>
       <w:r>
-        <w:t xml:space="preserve">Employee must treat all Confidential Information as strictly confidential. Employee must not use or disclose Confidential Information except as required to perform authorized job duties or with Employer's prior written consent. Employee's obligations regarding trade secrets continue in perpetuity, for as long as the information remains a trade secret. Employee's obligations regarding other Confidential Information continue for the period specified in Cover Terms. Trade secrets are protected under Alaska law, including the Alaska Uniform Trade Secrets Act, AS 45.50.910–.945, under which a court may enjoin actual or threatened misappropriation of trade secrets (AS 45.50.910(a)). This confidentiality obligation is intended to operate alongside, and independent of, any restrictive covenant, and does not restrict Employee's use of the general knowledge, skill, and experience Employee acquired during employment.</w:t>
+        <w:t xml:space="preserve">Employee must treat all Confidential Information as strictly confidential. Employee must not use or disclose Confidential Information except as required to perform authorized job duties or with Employer's prior written consent. Employee's obligations regarding trade secrets continue in perpetuity, for as long as the information remains a trade secret. Employee's obligations regarding other Confidential Information continue for the period specified in Cover Terms. This confidentiality obligation is intended to operate alongside, and independent of, any restrictive covenant, and does not restrict Employee's use of the general knowledge, skill, and experience Employee acquired during employment.</w:t>
       </w:r>
     </w:p>
     <w:p>
@@ -1597,7 +1597,7 @@
         <w:ind w:left="720"/>
       </w:pPr>
       <w:r>
-        <w:t xml:space="preserve">Upon termination of employment, Employee must promptly return to Employer all documents, devices, files, credentials, and other materials containing or relating to Confidential Information. Where permitted, Employee must permanently delete electronic copies of Confidential Information from personal devices and accounts. Employee must certify compliance with this section in writing upon Employer's request. The parties intend that these return, deletion, and certification mechanics support Employer's protection of its trade secrets, and that a completed certification — or proof it was refused — is evidence for a motion to enjoin actual or threatened misappropriation under the Alaska Uniform Trade Secrets Act, AS 45.50.910(a).</w:t>
+        <w:t xml:space="preserve">Upon termination of employment, Employee must promptly return to Employer all documents, devices, files, credentials, and other materials containing or relating to Confidential Information. Where permitted, Employee must permanently delete electronic copies of Confidential Information from personal devices and accounts. Employee must certify compliance with this section in writing upon Employer's request. The parties intend that these return, deletion, and certification mechanics support Employer's protection of its Confidential Information and trade secrets.</w:t>
       </w:r>
     </w:p>
     <w:p>
@@ -1631,7 +1631,7 @@
         <w:ind w:left="720"/>
       </w:pPr>
       <w:r>
-        <w:t xml:space="preserve">During the Restricted Period, Employee must not Solicit, recruit, hire, or attempt to hire any Covered Employee. This restriction does not prohibit Employee from providing a professional reference upon request or from hiring a person who responds to a general advertisement not directed specifically at Employer's employees. Alaska gives workforce restraints no separate rulebook — this covenant is weighed under the same fact-bound Data Management reasonableness factors as every other restraint in this agreement — and it reaches only Covered Employees during the Restricted Period, no broader than necessary to protect Employer's workforce stability and goodwill.</w:t>
+        <w:t xml:space="preserve">During the Restricted Period, Employee must not Solicit, recruit, hire, or attempt to hire any Covered Employee. This restriction does not prohibit Employee from providing a professional reference upon request or from hiring a person who responds to a general advertisement not directed specifically at Employer's employees. This covenant reaches only Covered Employees during the Restricted Period and is no broader than necessary to protect Employer's workforce stability and goodwill.</w:t>
       </w:r>
     </w:p>
     <w:p>
@@ -1670,7 +1670,7 @@
         <w:ind w:left="720"/>
       </w:pPr>
       <w:r>
-        <w:t xml:space="preserve">During the Restricted Period, Employee must not Solicit the business of any Covered Customer. Consistent with Metcalfe Invs., Inc. v. Garrison, 919 P.2d 1356 (Alaska 1996), this covenant is limited to expropriating the information and customers Employer procured at its own expense; it reaches only Covered Customers with whom Employee had material contact and leaves Employee free to compete generally. This covenant maps directly onto Employer's customer-goodwill interest and, together with the confidentiality and trade-secret protections in this agreement, is often a stronger and more readily enforceable protection than a broad non-compete. This covenant does not apply where Employee had no access to Confidential Information relating to the Covered Customer, because a covenant not to contact former customers is unreasonable in that circumstance.</w:t>
+        <w:t xml:space="preserve">During the Restricted Period, Employee must not Solicit the business of any Covered Customer. This covenant is limited to the information and customers Employer procured at its own expense; it reaches only Covered Customers with whom Employee had material contact and leaves Employee free to compete generally. This covenant does not apply where Employee had no access to Confidential Information relating to the Covered Customer.</w:t>
       </w:r>
     </w:p>
     <w:p>
@@ -1709,7 +1709,7 @@
         <w:ind w:left="720"/>
       </w:pPr>
       <w:r>
-        <w:t xml:space="preserve">During the Restricted Period, Employee must not accept, service, or do business with any Covered Customer, regardless of whether Employee or the Covered Customer first initiated contact. This restriction is broader than non-solicitation because it applies even if the Covered Customer approaches Employee. The parties intend it to remain limited to the customers and information Employer procured at its own expense and not to expand into a bar prohibiting Employee from practicing his or her specialty; where the customer class is so large that the restraint would amount to such a bar, Alaska requires it to be drafted more narrowly, and the parties intend this covenant to be so narrowed rather than to fail (Metcalfe Invs., Inc. v. Garrison, 919 P.2d 1356 (Alaska 1996)). It reaches only Covered Customers with whom Employee had material contact and to whom Employee had access to Confidential Information.</w:t>
+        <w:t xml:space="preserve">During the Restricted Period, Employee must not accept, service, or do business with any Covered Customer, regardless of whether Employee or the Covered Customer first initiated contact. This restriction is broader than non-solicitation because it applies even if the Covered Customer approaches Employee. The parties intend it to remain limited to the customers and information Employer procured at its own expense and not to expand into a bar prohibiting Employee from practicing his or her specialty; the parties intend this covenant to be narrowed to that limit rather than to fail. It reaches only Covered Customers with whom Employee had material contact and to whom Employee had access to Confidential Information.</w:t>
       </w:r>
     </w:p>
     <w:p>
@@ -1748,7 +1748,7 @@
         <w:ind w:left="720"/>
       </w:pPr>
       <w:r>
-        <w:t xml:space="preserve">During the Restricted Period, Employee must not engage in, be employed by, consult for, or have an active ownership interest in any Competitive Business within the Restricted Territory. This covenant exists to protect Employer's Protected Interests — its Confidential Information, trade secrets, and customer goodwill — and not to restrain ordinary competition. Alaska strictly construes non-competition agreements (DeCristofaro v. Sec. Nat'l Bank, 664 P.2d 167 (Alaska 1983)), and the parties intend this covenant to be reasonably necessary to protect Employer's Protected Interests and no broader than needed under the Data Management reasonableness factors, with its time and territory sized to Employee's actual role and Employer's actual market. If Employer has identified specific competitors in Cover Terms under Specified Competitors, the parties intend this covenant to be understood and, if necessary, enforced as limited to those named competitors, because a restraint bound to named competitors is strong evidence that it is no broader than required. Passive Public Holdings are permitted.</w:t>
+        <w:t xml:space="preserve">During the Restricted Period, Employee must not engage in, be employed by, consult for, or have an active ownership interest in any Competitive Business within the Restricted Territory. This covenant exists to protect Employer's Protected Interests — its Confidential Information, trade secrets, and customer goodwill — and not to restrain ordinary competition. The parties intend this covenant to be reasonably necessary to protect Employer's Protected Interests and no broader than needed, with its time and territory sized to Employee's actual role and Employer's actual market. If Employer has identified specific competitors in Cover Terms under Specified Competitors, the parties intend this covenant to be understood and, if necessary, enforced as limited to those named competitors. Passive Public Holdings are permitted.</w:t>
       </w:r>
     </w:p>
     <w:p>
@@ -1787,7 +1787,7 @@
         <w:ind w:left="720"/>
       </w:pPr>
       <w:r>
-        <w:t xml:space="preserve">During the Restricted Period, Employee must not acquire or hold any active ownership interest in, serve as a director, officer, manager, or advisor to, or have material economic participation in any Competitive Business. This restriction primarily targets active or material ownership in private competitors. Because this covenant restrains active roles at and material participation in a Competitive Business, it is a post-employment restraint weighed under the Data Management reasonableness factors and is drawn no broader than necessary to protect Employer's Protected Interests. Passive Public Holdings are permitted.</w:t>
+        <w:t xml:space="preserve">During the Restricted Period, Employee must not acquire or hold any active ownership interest in, serve as a director, officer, manager, or advisor to, or have material economic participation in any Competitive Business. This restriction primarily targets active or material ownership in private competitors and is drawn no broader than necessary to protect Employer's Protected Interests. Passive Public Holdings are permitted.</w:t>
       </w:r>
     </w:p>
     <w:p>
@@ -1826,7 +1826,7 @@
         <w:ind w:left="720"/>
       </w:pPr>
       <w:r>
-        <w:t xml:space="preserve">Where the covenant relationship type in Cover Terms is a sale of a business, any covenant tied to that sale is drafted against Alaska's sale-of-business balance and not as an ordinary employment restraint. Alaska treats covenants arising from the sale of a business differently from ordinary employment covenants — the goodwill the buyer purchased is a recognized interest — but the restraint is read as a covenant against competition, not a ban on practicing a profession in any capacity (Dominic Wenzell, DMD PC v. Ingrim, 228 P.3d 103 (Alaska 2010)). Enforcement is weighed as a three-way balance: the buyer's need to protect the goodwill it purchased, the hardship to the seller from enforcing the covenant, and the likely injury to the public. Where the restrained work is for a federally funded nonprofit provider offering free or low-cost services to a population in need, competition will not be presumed and must be proven, and even proven competition leaves the court weighing whether enforcement would harm the public's access to those services. The parties intend any sale-of-business covenant to survive that weighing, not merely a radius-and-duration check.</w:t>
+        <w:t xml:space="preserve">Where the covenant relationship type in Cover Terms is a sale of a business, any covenant tied to that sale is drafted as a covenant against competition that protects the goodwill the buyer purchased, and not as a ban on practicing a profession in any capacity or as an ordinary employment restraint. The parties intend any such covenant to be reasonably necessary to protect that purchased goodwill and no broader than needed, weighing the buyer's interest in the goodwill against the hardship to the seller and any injury to the public, rather than to rely on a radius-and-duration check alone.</w:t>
       </w:r>
     </w:p>
     <w:p>
@@ -1889,7 +1889,7 @@
         <w:ind w:left="720"/>
       </w:pPr>
       <w:r>
-        <w:t xml:space="preserve">Alaska has no physician or other occupation statute governing restrictive covenants, so a covenant restraining a health-care practitioner is tested under the same common-law reasonableness as any other restraint. What Alaska adds is a public-interest lens drawn from Dominic Wenzell, DMD PC v. Ingrim, 228 P.3d 103 (Alaska 2010): where the restrained clinician serves a population in need of important low-cost care, enforcement is weighed against the harm to that access, not just against radius and duration, competition is not presumed and must be proven, and even proven competition leaves the court weighing the injury to the public. Accordingly, any covenant in this agreement restraining Employee from the practice of a health-care profession is intended to use a narrow radius and a short term, to preserve patient access and continuity of care, and to be enforced only to the extent it survives that public-interest weighing under Alaska's reasonableness factors. There is no enacted Alaska statute banning health-care non-competes, and this agreement does not assume any pending legislation.</w:t>
+        <w:t xml:space="preserve">Any covenant in this agreement restraining Employee from the practice of a health-care profession is intended to use a narrow radius and a short term, to preserve patient access and continuity of care, and to be reasonably necessary and no broader than needed to protect Employer's Protected Interests. Where the restrained work would affect free or low-cost care for a population in need, the parties intend any such covenant to be weighed against the injury to the public's access to that care, not against radius and duration alone.</w:t>
       </w:r>
     </w:p>
     <w:p>
@@ -1947,7 +1947,7 @@
         <w:ind w:left="720"/>
       </w:pPr>
       <w:r>
-        <w:t xml:space="preserve">Employer may disclose the existence and terms of this agreement to any prospective employer or business associate of Employee if Employer has a reasonable belief that Employee may breach this agreement. Employee consents to this disclosure. Employer acknowledges that a notice built on a covenant that later fails Alaska's reasonableness analysis may expose Employer to a claim, and that it should condition any such notice on a restraint it is prepared to defend as reasonably necessary and no broader than needed.</w:t>
+        <w:t xml:space="preserve">Employer may disclose the existence and terms of this agreement to any prospective employer or business associate of Employee if Employer has a reasonable belief that Employee may breach this agreement. Employee consents to this disclosure.</w:t>
       </w:r>
     </w:p>
     <w:p>
@@ -1976,7 +1976,7 @@
         <w:ind w:left="720"/>
       </w:pPr>
       <w:r>
-        <w:t xml:space="preserve">If Employee breaches any restrictive covenant in this agreement, the Restricted Period for that covenant is extended by one day for each day of the breach, so that the full duration of the restriction runs from the date the breach ends. No staged Alaska authority addresses whether a restricted period tolls or is equitably extended during a breach or during litigation over the covenant, so the parties state their intended extension expressly here rather than rely on any implied rule. Any such extension is itself a restraint that must remain reasonable under the Data Management factors, because a longer effective restraint is weighed under the same fact-bound time-and-space analysis as the original term; the parties do not intend an open-ended or indefinite extension.</w:t>
+        <w:t xml:space="preserve">If Employee breaches any restrictive covenant in this agreement, the Restricted Period for that covenant is extended by one day for each day of the breach, so that the full duration of the restriction runs from the date the breach ends. The parties do not intend an open-ended or indefinite extension, and any extension remains subject to the reasonableness limits stated in this agreement.</w:t>
       </w:r>
     </w:p>
     <w:p>
@@ -2005,7 +2005,7 @@
         <w:ind w:left="720"/>
       </w:pPr>
       <w:r>
-        <w:t xml:space="preserve">Employee acknowledges that a breach of this agreement may cause Employer irreparable harm for which money damages would be inadequate. Employer may seek injunctive or other equitable relief in addition to any other remedies available at law, including relief under the Alaska Uniform Trade Secrets Act, under which a court may enjoin actual or threatened misappropriation of a trade secret (AS 45.50.910(a)) independent of any covenant. Where misappropriation is wilful and malicious, that Act authorizes exemplary damages in an amount not exceeding twice the compensatory award (AS 45.50.915), a statutory remedy that exists independent of any contractual fee-shifting.</w:t>
+        <w:t xml:space="preserve">Employee acknowledges that a breach of this agreement may cause Employer irreparable harm for which money damages would be inadequate. Employer may seek injunctive or other equitable relief in addition to any other remedies available at law, including relief under the Alaska Uniform Trade Secrets Act, under which a court may enjoin actual or threatened misappropriation of a trade secret (AS 45.50.910(a)) independent of any covenant.</w:t>
       </w:r>
     </w:p>
     <w:p>
@@ -2063,7 +2063,7 @@
         <w:ind w:left="720"/>
       </w:pPr>
       <w:r>
-        <w:t xml:space="preserve">Alaska does not follow a mechanical blue-pencil rule. Under Data Mgmt., Inc. v. Greene, 757 P.2d 62 (Alaska 1988), if an overbroad covenant not to compete can be reasonably altered to render it enforceable, the court shall do so — unless it determines the covenant was not drafted in good faith, and the burden of proving good-faith drafting is on the employer; where the employer has overreached willfully, the court should refuse to alter the covenant at all. Employer therefore requests reasonable alteration only if a restraint in this agreement is found to be overbroad, and acknowledges that this rescue is available only on a good-faith showing it must affirmatively make. Accordingly, each restrictive covenant is drawn as a tiered, severable restraint sized to the Protected Interests from the start and is intended to be enforceable as written rather than in reliance on judicial revision.</w:t>
+        <w:t xml:space="preserve">Employer requests reasonable alteration only if a restraint in this agreement is found to be overbroad. Each restrictive covenant is drawn as a tiered, severable restraint sized to the Protected Interests from the start and is intended to be enforceable as written rather than in reliance on judicial revision.</w:t>
       </w:r>
     </w:p>
     <w:p>
@@ -2121,7 +2121,7 @@
         <w:ind w:left="720"/>
       </w:pPr>
       <w:r>
-        <w:t xml:space="preserve">Employee may not assign this agreement or any rights or obligations under it. Employer may assign this agreement to any affiliate, successor, or acquirer of all or substantially all of Employer's business or assets. This agreement is binding on and inures to the benefit of the parties and their respective heirs, successors, and permitted assigns. The parties acknowledge that where a covenant changes hands in a business sale, its posture in Alaska changes with it — purchased goodwill is a recognized interest, but the analysis then weighs seller hardship and likely injury to the public — and the assignment should be read together with the Sale-of-Business Covenants section.</w:t>
+        <w:t xml:space="preserve">Employee may not assign this agreement or any rights or obligations under it. Employer may assign this agreement to any affiliate, successor, or acquirer of all or substantially all of Employer's business or assets. This agreement is binding on and inures to the benefit of the parties and their respective heirs, successors, and permitted assigns. Any covenant tied to a business sale is read together with the Sale-of-Business Covenants section.</w:t>
       </w:r>
     </w:p>
     <w:p>
@@ -2150,7 +2150,7 @@
         <w:ind w:left="720"/>
       </w:pPr>
       <w:r>
-        <w:t xml:space="preserve">This agreement is governed by the law listed in Cover Terms. Where Alaska law governs, the enforceability of each restrictive covenant is determined under Alaska Supreme Court common law; there is no general Alaska non-compete statute and no statutory safe harbor, so choosing Alaska selects strict construction and the fact-bound Data Management reasonableness factors for every covenant, and each covenant is drafted to survive that holistic analysis rather than to escape it. No staged Alaska authority overrides the parties' choice of law for restrictive covenants. Disputes will be resolved in the courts of the Governing Law state, subject to non-waivable rights under applicable law. The parties intend that the governing-law and venue choices match where Employee actually lives and works.</w:t>
+        <w:t xml:space="preserve">This agreement is governed by the law listed in Cover Terms. Disputes will be resolved in the courts of the Governing Law state, subject to non-waivable rights under applicable law. The parties intend that the governing-law and venue choices match where Employee actually lives and works.</w:t>
       </w:r>
     </w:p>
     <w:p>
@@ -2179,7 +2179,7 @@
         <w:ind w:left="720"/>
       </w:pPr>
       <w:r>
-        <w:t xml:space="preserve">This agreement constitutes the entire agreement between the parties regarding its subject matter and supersedes all prior agreements, understandings, and negotiations on this subject, whether written or oral. The parties intend this integration to be load-bearing: the Alaska Supreme Court has enforced an oral customer-list noncompetition promise despite the absence of a writing (Metcalfe Invs., Inc. v. Garrison, 919 P.2d 1356 (Alaska 1996)), so this clause is the parties' defense against any side promise ripening into an enforceable restraint the document never states. This agreement may be amended only in writing signed by both parties. A party's failure to enforce any provision does not waive that party's right to enforce it later. This agreement may be executed in counterparts, including by electronic signature, each of which is an original.</w:t>
+        <w:t xml:space="preserve">This agreement constitutes the entire agreement between the parties regarding its subject matter and supersedes all prior agreements, understandings, and negotiations on this subject, whether written or oral. No prior or contemporaneous oral promise or side agreement on this subject is part of the parties' bargain or enforceable against either party. This agreement may be amended only in writing signed by both parties. A party's failure to enforce any provision does not waive that party's right to enforce it later. This agreement may be executed in counterparts, including by electronic signature, each of which is an original.</w:t>
       </w:r>
     </w:p>
     <w:p>

--- a/templates/openagreements-cc-by-4.0/openagreements-restrictive-covenant-alaska/template.fill.docx
+++ b/templates/openagreements-cc-by-4.0/openagreements-restrictive-covenant-alaska/template.fill.docx
@@ -1368,7 +1368,7 @@
         <w:t xml:space="preserve">“Protected Interests”</w:t>
       </w:r>
       <w:r>
-        <w:t xml:space="preserve"> means the legitimate business interests a covenant may protect under Alaska's common-law reasonableness rule, namely Employer's Confidential Information, Employer's trade secrets as defined by the Alaska Uniform Trade Secrets Act (AS 45.50.940), and Employer's goodwill in its customer, vendor, referral-source, and business-partner relationships, but not Employer's interest in avoiding ordinary competition.</w:t>
+        <w:t xml:space="preserve"> means Employer's Confidential Information, Trade Secrets, and goodwill in its customer, vendor, referral-source, and business-partner relationships.</w:t>
       </w:r>
     </w:p>
     <w:p>
@@ -1481,7 +1481,7 @@
         <w:ind w:left="720"/>
       </w:pPr>
       <w:r>
-        <w:t xml:space="preserve">Employer and Employee acknowledge that each restrictive covenant in this agreement is intended to protect one or more of Employer's Protected Interests and to impose no restraint broader than is reasonably necessary for that protection. The parties acknowledge that each covenant is meant to guard Employer's Confidential Information, trade secrets, and customer goodwill and not to eliminate ordinary competition, and that each restraint is intended to be no broader than reasonably necessary in duration, geographic scope, and activity to protect the interest at stake.</w:t>
+        <w:t xml:space="preserve">Employer and Employee acknowledge that each restrictive covenant in this agreement is intended to protect one or more of Employer's Protected Interests and to impose no restraint broader than is appropriate for that protection. The parties acknowledge that each covenant is meant to guard Employer's Confidential Information, trade secrets, and customer goodwill and not to eliminate ordinary competition, and that each restraint is intended to be no broader than reasonably necessary in duration, geographic scope, and activity to protect the interest at stake.</w:t>
       </w:r>
     </w:p>
     <w:p>
@@ -1510,7 +1510,7 @@
         <w:ind w:left="720"/>
       </w:pPr>
       <w:r>
-        <w:t xml:space="preserve">The parties acknowledge that this agreement is supported by adequate consideration. Because this agreement may be signed at the outset of employment or during employment, the parties recite the actual exchange supporting the covenants — which may include initial or continued employment, access to Confidential Information and customer relationships, training, compensation, a raise, or a bonus — as evidence of the consideration given. If this agreement is signed at the outset of employment, the offer and commencement of employment is the consideration. Employee acknowledges having had the opportunity to consult with independent legal counsel before signing this agreement. Employee acknowledges that the restrictions in this agreement are reasonable and necessary to protect Employer's Protected Interests, and understands that adequate consideration establishes only that the covenants are supported, not that they are reasonable, so each covenant remains independently subject to the reasonableness limits stated in this agreement. This agreement is effective as of the Effective Date listed in Cover Terms.</w:t>
+        <w:t xml:space="preserve">The parties acknowledge that this agreement is supported by the consideration stated in it, which may include initial or continued employment, access to Confidential Information and customer relationships, training, compensation, a raise, or a bonus. If this agreement is signed at the outset of employment, the offer and commencement of employment is the consideration. Employee acknowledges having had the opportunity to consult with independent legal counsel before signing this agreement. Employee acknowledges that the restrictions in this agreement are appropriate to protect Employer's Protected Interests. This agreement is effective as of the Effective Date listed in Cover Terms.</w:t>
       </w:r>
     </w:p>
     <w:p>
@@ -1631,7 +1631,7 @@
         <w:ind w:left="720"/>
       </w:pPr>
       <w:r>
-        <w:t xml:space="preserve">During the Restricted Period, Employee must not Solicit, recruit, hire, or attempt to hire any Covered Employee. This restriction does not prohibit Employee from providing a professional reference upon request or from hiring a person who responds to a general advertisement not directed specifically at Employer's employees. This covenant reaches only Covered Employees during the Restricted Period and is no broader than necessary to protect Employer's workforce stability and goodwill.</w:t>
+        <w:t xml:space="preserve">During the Restricted Period, Employee must not Solicit, recruit, hire, or attempt to hire any Covered Employee. This restriction does not prohibit Employee from providing a professional reference upon request or from hiring a person who responds to a general advertisement not directed specifically at Employer's employees. This covenant reaches only Covered Employees during the Restricted Period and is limited to the scope needed to protect Employer's workforce stability and goodwill.</w:t>
       </w:r>
     </w:p>
     <w:p>
@@ -1709,7 +1709,7 @@
         <w:ind w:left="720"/>
       </w:pPr>
       <w:r>
-        <w:t xml:space="preserve">During the Restricted Period, Employee must not accept, service, or do business with any Covered Customer, regardless of whether Employee or the Covered Customer first initiated contact. This restriction is broader than non-solicitation because it applies even if the Covered Customer approaches Employee. The parties intend it to remain limited to the customers and information Employer procured at its own expense and not to expand into a bar prohibiting Employee from practicing his or her specialty; the parties intend this covenant to be narrowed to that limit rather than to fail. It reaches only Covered Customers with whom Employee had material contact and to whom Employee had access to Confidential Information.</w:t>
+        <w:t xml:space="preserve">During the Restricted Period, Employee must not accept, service, or do business with any Covered Customer, regardless of whether Employee or the Covered Customer first initiated contact. This covenant does not prohibit Employee from practicing Employee's specialty. It reaches only Covered Customers with whom Employee had material contact and to whom Employee had access to Confidential Information.</w:t>
       </w:r>
     </w:p>
     <w:p>
@@ -1748,7 +1748,7 @@
         <w:ind w:left="720"/>
       </w:pPr>
       <w:r>
-        <w:t xml:space="preserve">During the Restricted Period, Employee must not engage in, be employed by, consult for, or have an active ownership interest in any Competitive Business within the Restricted Territory. This covenant exists to protect Employer's Protected Interests — its Confidential Information, trade secrets, and customer goodwill — and not to restrain ordinary competition. The parties intend this covenant to be reasonably necessary to protect Employer's Protected Interests and no broader than needed, with its time and territory sized to Employee's actual role and Employer's actual market. If Employer has identified specific competitors in Cover Terms under Specified Competitors, the parties intend this covenant to be understood and, if necessary, enforced as limited to those named competitors. Passive Public Holdings are permitted.</w:t>
+        <w:t xml:space="preserve">During the Restricted Period, Employee must not engage in, be employed by, consult for, or have an active ownership interest in any Competitive Business within the Restricted Territory. If Employer has identified specific competitors in Cover Terms under Specified Competitors, this covenant is limited to those named competitors and their businesses. Passive Public Holdings are permitted.</w:t>
       </w:r>
     </w:p>
     <w:p>
@@ -1787,7 +1787,7 @@
         <w:ind w:left="720"/>
       </w:pPr>
       <w:r>
-        <w:t xml:space="preserve">During the Restricted Period, Employee must not acquire or hold any active ownership interest in, serve as a director, officer, manager, or advisor to, or have material economic participation in any Competitive Business. This restriction primarily targets active or material ownership in private competitors and is drawn no broader than necessary to protect Employer's Protected Interests. Passive Public Holdings are permitted.</w:t>
+        <w:t xml:space="preserve">During the Restricted Period, Employee must not acquire or hold any active ownership interest in, serve as a director, officer, manager, or advisor to, or have material economic participation in any Competitive Business. This restriction primarily targets active or material ownership in private competitors and is limited to the scope needed to protect Employer's Protected Interests. Passive Public Holdings are permitted.</w:t>
       </w:r>
     </w:p>
     <w:p>
@@ -1826,7 +1826,7 @@
         <w:ind w:left="720"/>
       </w:pPr>
       <w:r>
-        <w:t xml:space="preserve">Where the covenant relationship type in Cover Terms is a sale of a business, any covenant tied to that sale is drafted as a covenant against competition that protects the goodwill the buyer purchased, and not as a ban on practicing a profession in any capacity or as an ordinary employment restraint. The parties intend any such covenant to be reasonably necessary to protect that purchased goodwill and no broader than needed, weighing the buyer's interest in the goodwill against the hardship to the seller and any injury to the public, rather than to rely on a radius-and-duration check alone.</w:t>
+        <w:t xml:space="preserve">Where the covenant relationship type in Cover Terms is a sale of a business, Employee must not compete with the purchased business during the Restricted Period within the Restricted Territory in a manner that impairs the goodwill the buyer purchased. This restriction does not prohibit Employee from practicing a profession in any capacity.</w:t>
       </w:r>
     </w:p>
     <w:p>
@@ -1864,6 +1864,11 @@
       </w:r>
     </w:p>
     <w:p>
+      <w:r>
+        <w:t xml:space="preserve">{IF worker_is_physician}</w:t>
+      </w:r>
+    </w:p>
+    <w:p>
       <w:pPr>
         <w:pStyle w:val="OABody"/>
         <w:keepNext/>
@@ -1889,7 +1894,12 @@
         <w:ind w:left="720"/>
       </w:pPr>
       <w:r>
-        <w:t xml:space="preserve">Any covenant in this agreement restraining Employee from the practice of a health-care profession is intended to use a narrow radius and a short term, to preserve patient access and continuity of care, and to be reasonably necessary and no broader than needed to protect Employer's Protected Interests. Where the restrained work would affect free or low-cost care for a population in need, the parties intend any such covenant to be weighed against the injury to the public's access to that care, not against radius and duration alone.</w:t>
+        <w:t xml:space="preserve">Any covenant in this agreement restraining Employee from the practice of a health-care profession is limited to the Restricted Territory and Restricted Period stated in Cover Terms. The covenant does not restrict work where doing so would materially reduce access to free or low-cost care for a population in need.</w:t>
+      </w:r>
+    </w:p>
+    <w:p>
+      <w:r>
+        <w:t xml:space="preserve">{END-IF}</w:t>
       </w:r>
     </w:p>
     <w:p>
@@ -1976,7 +1986,7 @@
         <w:ind w:left="720"/>
       </w:pPr>
       <w:r>
-        <w:t xml:space="preserve">If Employee breaches any restrictive covenant in this agreement, the Restricted Period for that covenant is extended by one day for each day of the breach, so that the full duration of the restriction runs from the date the breach ends. The parties do not intend an open-ended or indefinite extension, and any extension remains subject to the reasonableness limits stated in this agreement.</w:t>
+        <w:t xml:space="preserve">If Employee breaches any restrictive covenant in this agreement, the Restricted Period for that covenant is extended by one day for each day of the breach, subject to any maximum period permitted by applicable law.</w:t>
       </w:r>
     </w:p>
     <w:p>
@@ -2005,7 +2015,7 @@
         <w:ind w:left="720"/>
       </w:pPr>
       <w:r>
-        <w:t xml:space="preserve">Employee acknowledges that a breach of this agreement may cause Employer irreparable harm for which money damages would be inadequate. Employer may seek injunctive or other equitable relief in addition to any other remedies available at law, including relief under the Alaska Uniform Trade Secrets Act, under which a court may enjoin actual or threatened misappropriation of a trade secret (AS 45.50.910(a)) independent of any covenant.</w:t>
+        <w:t xml:space="preserve">Employee acknowledges that a breach of this agreement may cause Employer irreparable harm for which money damages would be inadequate. Employer may seek injunctive or other equitable relief in addition to any other remedies available at law.</w:t>
       </w:r>
     </w:p>
     <w:p>
@@ -2034,36 +2044,7 @@
         <w:ind w:left="720"/>
       </w:pPr>
       <w:r>
-        <w:t xml:space="preserve">If any provision of this agreement is found to be unenforceable, the remaining provisions remain in full force and effect. Each restrictive covenant in this agreement is intended to be independently enforceable, so that a court's refusal to enforce one covenant, or a court's decision to enforce a covenant only to a reasonable extent, does not affect the others.</w:t>
-      </w:r>
-    </w:p>
-    <w:p>
-      <w:pPr>
-        <w:pStyle w:val="OABody"/>
-        <w:keepNext/>
-        <w:numPr>
-          <w:ilvl w:val="0"/>
-          <w:numId w:val="1"/>
-        </w:numPr>
-        <w:spacing w:before="320" w:after="120" w:line="340" w:lineRule="auto"/>
-        <w:jc w:val="left"/>
-      </w:pPr>
-      <w:r>
-        <w:rPr>
-          <w:b/>
-          <w:bCs/>
-        </w:rPr>
-        <w:t xml:space="preserve">Reasonable Alteration</w:t>
-      </w:r>
-    </w:p>
-    <w:p>
-      <w:pPr>
-        <w:pStyle w:val="OABody"/>
-        <w:spacing w:before="0" w:after="120" w:line="340" w:lineRule="auto"/>
-        <w:ind w:left="720"/>
-      </w:pPr>
-      <w:r>
-        <w:t xml:space="preserve">Employer requests reasonable alteration only if a restraint in this agreement is found to be overbroad. Each restrictive covenant is drawn as a tiered, severable restraint sized to the Protected Interests from the start and is intended to be enforceable as written rather than in reliance on judicial revision.</w:t>
+        <w:t xml:space="preserve">If any provision of this agreement is found to be unenforceable, the remaining provisions remain in full force and effect.</w:t>
       </w:r>
     </w:p>
     <w:p>

--- a/templates/openagreements-cc-by-4.0/openagreements-restrictive-covenant-alaska/template.fill.docx
+++ b/templates/openagreements-cc-by-4.0/openagreements-restrictive-covenant-alaska/template.fill.docx
@@ -1481,7 +1481,7 @@
         <w:ind w:left="720"/>
       </w:pPr>
       <w:r>
-        <w:t xml:space="preserve">Employer and Employee acknowledge that each restrictive covenant in this agreement is intended to protect one or more of Employer's Protected Interests and to impose no restraint broader than is appropriate for that protection. The parties acknowledge that each covenant is meant to guard Employer's Confidential Information, trade secrets, and customer goodwill and not to eliminate ordinary competition, and that each restraint is intended to be no broader than reasonably necessary in duration, geographic scope, and activity to protect the interest at stake.</w:t>
+        <w:t xml:space="preserve">Employer and Employee acknowledge that each restrictive covenant in this agreement is intended to protect one or more of Employer's Protected Interests and to impose no restraint broader than is reasonably necessary for that protection. The parties acknowledge that each covenant is meant to guard Employer's Confidential Information, trade secrets, and customer goodwill and not to eliminate ordinary competition, and that each restraint is intended to be no broader than reasonably necessary in duration, geographic scope, and activity to protect the interest at stake.</w:t>
       </w:r>
     </w:p>
     <w:p>
@@ -1510,7 +1510,7 @@
         <w:ind w:left="720"/>
       </w:pPr>
       <w:r>
-        <w:t xml:space="preserve">The parties acknowledge that this agreement is supported by the consideration stated in it, which may include initial or continued employment, access to Confidential Information and customer relationships, training, compensation, a raise, or a bonus. If this agreement is signed at the outset of employment, the offer and commencement of employment is the consideration. Employee acknowledges having had the opportunity to consult with independent legal counsel before signing this agreement. Employee acknowledges that the restrictions in this agreement are appropriate to protect Employer's Protected Interests. This agreement is effective as of the Effective Date listed in Cover Terms.</w:t>
+        <w:t xml:space="preserve">The parties acknowledge that this agreement is supported by the consideration stated in it, which may include initial or continued employment, access to Confidential Information and customer relationships, training, compensation, a raise, or a bonus. If this agreement is signed at the outset of employment, the offer and commencement of employment is the consideration. Employee acknowledges having had the opportunity to consult with independent legal counsel before signing this agreement. Employee acknowledges that the restrictions in this agreement are reasonable and necessary to protect Employer's Protected Interests. This agreement is effective as of the Effective Date listed in Cover Terms.</w:t>
       </w:r>
     </w:p>
     <w:p>
@@ -1631,7 +1631,7 @@
         <w:ind w:left="720"/>
       </w:pPr>
       <w:r>
-        <w:t xml:space="preserve">During the Restricted Period, Employee must not Solicit, recruit, hire, or attempt to hire any Covered Employee. This restriction does not prohibit Employee from providing a professional reference upon request or from hiring a person who responds to a general advertisement not directed specifically at Employer's employees. This covenant reaches only Covered Employees during the Restricted Period and is limited to the scope needed to protect Employer's workforce stability and goodwill.</w:t>
+        <w:t xml:space="preserve">During the Restricted Period, Employee must not Solicit, recruit, hire, or attempt to hire any Covered Employee. This restriction does not prohibit Employee from providing a professional reference upon request or from hiring a person who responds to a general advertisement not directed specifically at Employer's employees. This covenant reaches only Covered Employees during the Restricted Period and is no broader than necessary to protect Employer's workforce stability and goodwill.</w:t>
       </w:r>
     </w:p>
     <w:p>
@@ -1787,7 +1787,7 @@
         <w:ind w:left="720"/>
       </w:pPr>
       <w:r>
-        <w:t xml:space="preserve">During the Restricted Period, Employee must not acquire or hold any active ownership interest in, serve as a director, officer, manager, or advisor to, or have material economic participation in any Competitive Business. This restriction primarily targets active or material ownership in private competitors and is limited to the scope needed to protect Employer's Protected Interests. Passive Public Holdings are permitted.</w:t>
+        <w:t xml:space="preserve">During the Restricted Period, Employee must not acquire or hold any active ownership interest in, serve as a director, officer, manager, or advisor to, or have material economic participation in any Competitive Business. This restriction primarily targets active or material ownership in private competitors and is drawn no broader than necessary to protect Employer's Protected Interests. Passive Public Holdings are permitted.</w:t>
       </w:r>
     </w:p>
     <w:p>
@@ -2073,7 +2073,7 @@
         <w:ind w:left="720"/>
       </w:pPr>
       <w:r>
-        <w:t xml:space="preserve">Each restrictive covenant in this agreement survives the termination of Employee's employment for the Restricted Period specified in Cover Terms. Obligations under the Confidential Information and Trade Secret Protection section survive indefinitely to the extent they relate to trade secrets. All other provisions survive to the extent necessary to enforce rights that arose during employment.</w:t>
+        <w:t xml:space="preserve">Each restrictive covenant in this agreement survives the termination of Employee's employment for the Restricted Period specified in Cover Terms. Obligations under the Confidential Information and Trade Secret Protection section survive for the Trade Secrets Duration specified in Cover Terms to the extent they relate to trade secrets, and for the Other Confidential Information Duration specified in Cover Terms for other Confidential Information. All other provisions survive to the extent necessary to enforce rights that arose during employment.</w:t>
       </w:r>
     </w:p>
     <w:p>

--- a/templates/openagreements-cc-by-4.0/openagreements-restrictive-covenant-alaska/template.fill.docx
+++ b/templates/openagreements-cc-by-4.0/openagreements-restrictive-covenant-alaska/template.fill.docx
@@ -3212,169 +3212,79 @@
 
 <file path=word/header1.xml><?xml version="1.0" encoding="utf-8"?>
 <w:hdr xmlns:w="http://schemas.openxmlformats.org/wordprocessingml/2006/main" xmlns:r="http://schemas.openxmlformats.org/officeDocument/2006/relationships">
-  <w:tbl>
-    <w:tblPr>
-      <w:tblW w:w="10080" w:type="dxa"/>
-      <w:tblBorders>
-        <w:top w:val="none" w:sz="0" w:space="0" w:color="auto"/>
-        <w:left w:val="none" w:sz="0" w:space="0" w:color="auto"/>
+  <w:p>
+    <w:pPr>
+      <w:pBdr>
         <w:bottom w:val="single" w:sz="8" w:space="0" w:color="107087"/>
-        <w:right w:val="none" w:sz="0" w:space="0" w:color="auto"/>
-        <w:insideH w:val="none" w:sz="0" w:space="0" w:color="auto"/>
-        <w:insideV w:val="none" w:sz="0" w:space="0" w:color="auto"/>
-      </w:tblBorders>
-      <w:tblLayout w:type="fixed"/>
-    </w:tblPr>
-    <w:tblGrid>
-      <w:gridCol w:w="10080"/>
-    </w:tblGrid>
-    <w:tr>
-      <w:tc>
-        <w:tcPr>
-          <w:tcW w:w="10080" w:type="dxa"/>
-          <w:tcBorders>
-            <w:bottom w:val="single" w:sz="8" w:space="0" w:color="107087"/>
-          </w:tcBorders>
-          <w:tcMar>
-            <w:top w:w="0" w:type="dxa"/>
-            <w:left w:w="0" w:type="dxa"/>
-            <w:bottom w:w="40" w:type="dxa"/>
-            <w:right w:w="0" w:type="dxa"/>
-          </w:tcMar>
-        </w:tcPr>
-        <w:p>
-          <w:pPr>
-            <w:spacing w:after="0"/>
-            <w:jc w:val="right"/>
-          </w:pPr>
-          <w:r>
-            <w:rPr>
-              <w:rFonts w:ascii="Arial" w:hAnsi="Arial" w:cs="Arial"/>
-              <w:b/>
-              <w:bCs/>
-              <w:caps/>
-              <w:color w:val="107087"/>
-              <w:sz w:val="18"/>
-              <w:szCs w:val="18"/>
-            </w:rPr>
-            <w:t xml:space="preserve">Cover Terms</w:t>
-          </w:r>
-        </w:p>
-      </w:tc>
-    </w:tr>
-  </w:tbl>
+      </w:pBdr>
+      <w:spacing w:after="0"/>
+      <w:jc w:val="right"/>
+    </w:pPr>
+    <w:r>
+      <w:rPr>
+        <w:rFonts w:ascii="Arial" w:hAnsi="Arial" w:cs="Arial"/>
+        <w:b/>
+        <w:bCs/>
+        <w:caps/>
+        <w:color w:val="107087"/>
+        <w:sz w:val="18"/>
+        <w:szCs w:val="18"/>
+      </w:rPr>
+      <w:t xml:space="preserve">Cover Terms</w:t>
+    </w:r>
+  </w:p>
 </w:hdr>
 </file>
 
 <file path=word/header2.xml><?xml version="1.0" encoding="utf-8"?>
 <w:hdr xmlns:w="http://schemas.openxmlformats.org/wordprocessingml/2006/main" xmlns:r="http://schemas.openxmlformats.org/officeDocument/2006/relationships">
-  <w:tbl>
-    <w:tblPr>
-      <w:tblW w:w="10080" w:type="dxa"/>
-      <w:tblBorders>
-        <w:top w:val="none" w:sz="0" w:space="0" w:color="auto"/>
-        <w:left w:val="none" w:sz="0" w:space="0" w:color="auto"/>
+  <w:p>
+    <w:pPr>
+      <w:pBdr>
         <w:bottom w:val="single" w:sz="8" w:space="0" w:color="107087"/>
-        <w:right w:val="none" w:sz="0" w:space="0" w:color="auto"/>
-        <w:insideH w:val="none" w:sz="0" w:space="0" w:color="auto"/>
-        <w:insideV w:val="none" w:sz="0" w:space="0" w:color="auto"/>
-      </w:tblBorders>
-      <w:tblLayout w:type="fixed"/>
-    </w:tblPr>
-    <w:tblGrid>
-      <w:gridCol w:w="10080"/>
-    </w:tblGrid>
-    <w:tr>
-      <w:tc>
-        <w:tcPr>
-          <w:tcW w:w="10080" w:type="dxa"/>
-          <w:tcBorders>
-            <w:bottom w:val="single" w:sz="8" w:space="0" w:color="107087"/>
-          </w:tcBorders>
-          <w:tcMar>
-            <w:top w:w="0" w:type="dxa"/>
-            <w:left w:w="0" w:type="dxa"/>
-            <w:bottom w:w="40" w:type="dxa"/>
-            <w:right w:w="0" w:type="dxa"/>
-          </w:tcMar>
-        </w:tcPr>
-        <w:p>
-          <w:pPr>
-            <w:spacing w:after="0"/>
-            <w:jc w:val="right"/>
-          </w:pPr>
-          <w:r>
-            <w:rPr>
-              <w:rFonts w:ascii="Arial" w:hAnsi="Arial" w:cs="Arial"/>
-              <w:b/>
-              <w:bCs/>
-              <w:caps/>
-              <w:color w:val="107087"/>
-              <w:sz w:val="18"/>
-              <w:szCs w:val="18"/>
-            </w:rPr>
-            <w:t xml:space="preserve">Standard Terms</w:t>
-          </w:r>
-        </w:p>
-      </w:tc>
-    </w:tr>
-  </w:tbl>
+      </w:pBdr>
+      <w:spacing w:after="0"/>
+      <w:jc w:val="right"/>
+    </w:pPr>
+    <w:r>
+      <w:rPr>
+        <w:rFonts w:ascii="Arial" w:hAnsi="Arial" w:cs="Arial"/>
+        <w:b/>
+        <w:bCs/>
+        <w:caps/>
+        <w:color w:val="107087"/>
+        <w:sz w:val="18"/>
+        <w:szCs w:val="18"/>
+      </w:rPr>
+      <w:t xml:space="preserve">Standard Terms</w:t>
+    </w:r>
+  </w:p>
 </w:hdr>
 </file>
 
 <file path=word/header3.xml><?xml version="1.0" encoding="utf-8"?>
 <w:hdr xmlns:w="http://schemas.openxmlformats.org/wordprocessingml/2006/main" xmlns:r="http://schemas.openxmlformats.org/officeDocument/2006/relationships">
-  <w:tbl>
-    <w:tblPr>
-      <w:tblW w:w="10080" w:type="dxa"/>
-      <w:tblBorders>
-        <w:top w:val="none" w:sz="0" w:space="0" w:color="auto"/>
-        <w:left w:val="none" w:sz="0" w:space="0" w:color="auto"/>
+  <w:p>
+    <w:pPr>
+      <w:pBdr>
         <w:bottom w:val="single" w:sz="8" w:space="0" w:color="107087"/>
-        <w:right w:val="none" w:sz="0" w:space="0" w:color="auto"/>
-        <w:insideH w:val="none" w:sz="0" w:space="0" w:color="auto"/>
-        <w:insideV w:val="none" w:sz="0" w:space="0" w:color="auto"/>
-      </w:tblBorders>
-      <w:tblLayout w:type="fixed"/>
-    </w:tblPr>
-    <w:tblGrid>
-      <w:gridCol w:w="10080"/>
-    </w:tblGrid>
-    <w:tr>
-      <w:tc>
-        <w:tcPr>
-          <w:tcW w:w="10080" w:type="dxa"/>
-          <w:tcBorders>
-            <w:bottom w:val="single" w:sz="8" w:space="0" w:color="107087"/>
-          </w:tcBorders>
-          <w:tcMar>
-            <w:top w:w="0" w:type="dxa"/>
-            <w:left w:w="0" w:type="dxa"/>
-            <w:bottom w:w="40" w:type="dxa"/>
-            <w:right w:w="0" w:type="dxa"/>
-          </w:tcMar>
-        </w:tcPr>
-        <w:p>
-          <w:pPr>
-            <w:spacing w:after="0"/>
-            <w:jc w:val="right"/>
-          </w:pPr>
-          <w:r>
-            <w:rPr>
-              <w:rFonts w:ascii="Arial" w:hAnsi="Arial" w:cs="Arial"/>
-              <w:b/>
-              <w:bCs/>
-              <w:caps/>
-              <w:color w:val="107087"/>
-              <w:sz w:val="18"/>
-              <w:szCs w:val="18"/>
-            </w:rPr>
-            <w:t xml:space="preserve">Signature Page</w:t>
-          </w:r>
-        </w:p>
-      </w:tc>
-    </w:tr>
-  </w:tbl>
+      </w:pBdr>
+      <w:spacing w:after="0"/>
+      <w:jc w:val="right"/>
+    </w:pPr>
+    <w:r>
+      <w:rPr>
+        <w:rFonts w:ascii="Arial" w:hAnsi="Arial" w:cs="Arial"/>
+        <w:b/>
+        <w:bCs/>
+        <w:caps/>
+        <w:color w:val="107087"/>
+        <w:sz w:val="18"/>
+        <w:szCs w:val="18"/>
+      </w:rPr>
+      <w:t xml:space="preserve">Signature Page</w:t>
+    </w:r>
+  </w:p>
 </w:hdr>
 </file>
 

--- a/templates/openagreements-cc-by-4.0/openagreements-restrictive-covenant-alaska/template.fill.docx
+++ b/templates/openagreements-cc-by-4.0/openagreements-restrictive-covenant-alaska/template.fill.docx
@@ -388,7 +388,7 @@
                 <w:rFonts w:ascii="Arial" w:hAnsi="Arial" w:cs="Arial"/>
                 <w:i/>
                 <w:iCs/>
-                <w:color w:val="494A4B"/>
+                <w:color w:val="1D2021"/>
                 <w:sz w:val="21"/>
                 <w:szCs w:val="21"/>
               </w:rPr>
@@ -412,7 +412,7 @@
                 <w:rFonts w:ascii="Arial" w:hAnsi="Arial" w:cs="Arial"/>
                 <w:i/>
                 <w:iCs/>
-                <w:color w:val="494A4B"/>
+                <w:color w:val="1D2021"/>
                 <w:sz w:val="21"/>
                 <w:szCs w:val="21"/>
                 <w:highlight w:val="yellow"/>
@@ -439,7 +439,7 @@
                 <w:rFonts w:ascii="Arial" w:hAnsi="Arial" w:cs="Arial"/>
                 <w:i/>
                 <w:iCs/>
-                <w:color w:val="494A4B"/>
+                <w:color w:val="1D2021"/>
                 <w:sz w:val="21"/>
                 <w:szCs w:val="21"/>
               </w:rPr>
@@ -463,7 +463,7 @@
                 <w:rFonts w:ascii="Arial" w:hAnsi="Arial" w:cs="Arial"/>
                 <w:i/>
                 <w:iCs/>
-                <w:color w:val="494A4B"/>
+                <w:color w:val="1D2021"/>
                 <w:sz w:val="21"/>
                 <w:szCs w:val="21"/>
                 <w:highlight w:val="yellow"/>
@@ -527,7 +527,7 @@
                 <w:rFonts w:ascii="Arial" w:hAnsi="Arial" w:cs="Arial"/>
                 <w:i/>
                 <w:iCs/>
-                <w:color w:val="494A4B"/>
+                <w:color w:val="1D2021"/>
                 <w:sz w:val="21"/>
                 <w:szCs w:val="21"/>
               </w:rPr>
@@ -551,7 +551,7 @@
                 <w:rFonts w:ascii="Arial" w:hAnsi="Arial" w:cs="Arial"/>
                 <w:i/>
                 <w:iCs/>
-                <w:color w:val="494A4B"/>
+                <w:color w:val="1D2021"/>
                 <w:sz w:val="21"/>
                 <w:szCs w:val="21"/>
                 <w:highlight w:val="yellow"/>
@@ -618,7 +618,7 @@
                 <w:rFonts w:ascii="Arial" w:hAnsi="Arial" w:cs="Arial"/>
                 <w:i/>
                 <w:iCs/>
-                <w:color w:val="494A4B"/>
+                <w:color w:val="1D2021"/>
                 <w:sz w:val="21"/>
                 <w:szCs w:val="21"/>
               </w:rPr>
@@ -642,7 +642,7 @@
                 <w:rFonts w:ascii="Arial" w:hAnsi="Arial" w:cs="Arial"/>
                 <w:i/>
                 <w:iCs/>
-                <w:color w:val="494A4B"/>
+                <w:color w:val="1D2021"/>
                 <w:sz w:val="21"/>
                 <w:szCs w:val="21"/>
                 <w:highlight w:val="yellow"/>
@@ -709,7 +709,7 @@
                 <w:rFonts w:ascii="Arial" w:hAnsi="Arial" w:cs="Arial"/>
                 <w:i/>
                 <w:iCs/>
-                <w:color w:val="494A4B"/>
+                <w:color w:val="1D2021"/>
                 <w:sz w:val="21"/>
                 <w:szCs w:val="21"/>
               </w:rPr>
@@ -733,7 +733,7 @@
                 <w:rFonts w:ascii="Arial" w:hAnsi="Arial" w:cs="Arial"/>
                 <w:i/>
                 <w:iCs/>
-                <w:color w:val="494A4B"/>
+                <w:color w:val="1D2021"/>
                 <w:sz w:val="21"/>
                 <w:szCs w:val="21"/>
                 <w:highlight w:val="yellow"/>
@@ -766,7 +766,7 @@
                 <w:rFonts w:ascii="Arial" w:hAnsi="Arial" w:cs="Arial"/>
                 <w:i/>
                 <w:iCs/>
-                <w:color w:val="494A4B"/>
+                <w:color w:val="1D2021"/>
                 <w:sz w:val="21"/>
                 <w:szCs w:val="21"/>
               </w:rPr>
@@ -790,7 +790,7 @@
                 <w:rFonts w:ascii="Arial" w:hAnsi="Arial" w:cs="Arial"/>
                 <w:i/>
                 <w:iCs/>
-                <w:color w:val="494A4B"/>
+                <w:color w:val="1D2021"/>
                 <w:sz w:val="21"/>
                 <w:szCs w:val="21"/>
                 <w:highlight w:val="yellow"/>
@@ -823,7 +823,7 @@
                 <w:rFonts w:ascii="Arial" w:hAnsi="Arial" w:cs="Arial"/>
                 <w:i/>
                 <w:iCs/>
-                <w:color w:val="494A4B"/>
+                <w:color w:val="1D2021"/>
                 <w:sz w:val="21"/>
                 <w:szCs w:val="21"/>
               </w:rPr>
@@ -847,7 +847,7 @@
                 <w:rFonts w:ascii="Arial" w:hAnsi="Arial" w:cs="Arial"/>
                 <w:i/>
                 <w:iCs/>
-                <w:color w:val="494A4B"/>
+                <w:color w:val="1D2021"/>
                 <w:sz w:val="21"/>
                 <w:szCs w:val="21"/>
                 <w:highlight w:val="yellow"/>
@@ -880,7 +880,7 @@
                 <w:rFonts w:ascii="Arial" w:hAnsi="Arial" w:cs="Arial"/>
                 <w:i/>
                 <w:iCs/>
-                <w:color w:val="494A4B"/>
+                <w:color w:val="1D2021"/>
                 <w:sz w:val="21"/>
                 <w:szCs w:val="21"/>
               </w:rPr>
@@ -904,7 +904,7 @@
                 <w:rFonts w:ascii="Arial" w:hAnsi="Arial" w:cs="Arial"/>
                 <w:i/>
                 <w:iCs/>
-                <w:color w:val="494A4B"/>
+                <w:color w:val="1D2021"/>
                 <w:sz w:val="21"/>
                 <w:szCs w:val="21"/>
                 <w:highlight w:val="yellow"/>
@@ -971,7 +971,7 @@
                 <w:rFonts w:ascii="Arial" w:hAnsi="Arial" w:cs="Arial"/>
                 <w:i/>
                 <w:iCs/>
-                <w:color w:val="494A4B"/>
+                <w:color w:val="1D2021"/>
                 <w:sz w:val="21"/>
                 <w:szCs w:val="21"/>
               </w:rPr>
@@ -995,7 +995,7 @@
                 <w:rFonts w:ascii="Arial" w:hAnsi="Arial" w:cs="Arial"/>
                 <w:i/>
                 <w:iCs/>
-                <w:color w:val="494A4B"/>
+                <w:color w:val="1D2021"/>
                 <w:sz w:val="21"/>
                 <w:szCs w:val="21"/>
                 <w:highlight w:val="yellow"/>
@@ -1062,7 +1062,7 @@
                 <w:rFonts w:ascii="Arial" w:hAnsi="Arial" w:cs="Arial"/>
                 <w:i/>
                 <w:iCs/>
-                <w:color w:val="494A4B"/>
+                <w:color w:val="1D2021"/>
                 <w:sz w:val="21"/>
                 <w:szCs w:val="21"/>
               </w:rPr>
@@ -1086,7 +1086,7 @@
                 <w:rFonts w:ascii="Arial" w:hAnsi="Arial" w:cs="Arial"/>
                 <w:i/>
                 <w:iCs/>
-                <w:color w:val="494A4B"/>
+                <w:color w:val="1D2021"/>
                 <w:sz w:val="21"/>
                 <w:szCs w:val="21"/>
                 <w:highlight w:val="yellow"/>
@@ -1144,7 +1144,7 @@
                 <w:rFonts w:ascii="Arial" w:hAnsi="Arial" w:cs="Arial"/>
                 <w:i/>
                 <w:iCs/>
-                <w:color w:val="494A4B"/>
+                <w:color w:val="1D2021"/>
                 <w:sz w:val="21"/>
                 <w:szCs w:val="21"/>
               </w:rPr>
@@ -1168,7 +1168,7 @@
                 <w:rFonts w:ascii="Arial" w:hAnsi="Arial" w:cs="Arial"/>
                 <w:i/>
                 <w:iCs/>
-                <w:color w:val="494A4B"/>
+                <w:color w:val="1D2021"/>
                 <w:sz w:val="21"/>
                 <w:szCs w:val="21"/>
                 <w:highlight w:val="yellow"/>

--- a/templates/openagreements-cc-by-4.0/openagreements-restrictive-covenant-alaska/template.fill.docx
+++ b/templates/openagreements-cc-by-4.0/openagreements-restrictive-covenant-alaska/template.fill.docx
@@ -1236,7 +1236,7 @@
         <w:t xml:space="preserve">“Competitive Business”</w:t>
       </w:r>
       <w:r>
-        <w:t xml:space="preserve"> means the business activities described in Cover Terms under Competitive Business.</w:t>
+        <w:t xml:space="preserve"> means a person or entity that engages in the business activities described in Cover Terms under Competitive Business.</w:t>
       </w:r>
     </w:p>
     <w:p>
